--- a/交付_20260811_规划环境先验解耦/02_Mref_Mplan最小修改设计.docx
+++ b/交付_20260811_规划环境先验解耦/02_Mref_Mplan最小修改设计.docx
@@ -92,6 +92,44 @@
           <w:sz w:val="27"/>
         </w:rPr>
         <w:t>一、两个模型的定义</w:t>
+      </w:r>
+    </w:p>
+    <w:p>
+      <w:pPr>
+        <w:spacing w:after="80"/>
+        <w:jc w:val="both"/>
+      </w:pPr>
+      <w:r>
+        <w:rPr>
+          <w:rFonts w:ascii="SimSun" w:hAnsi="SimSun" w:eastAsia="SimSun"/>
+        </w:rPr>
+        <w:t xml:space="preserve">M_plan </w:t>
+      </w:r>
+      <w:r>
+        <w:rPr>
+          <w:rFonts w:ascii="SimSun" w:hAnsi="SimSun" w:eastAsia="SimSun"/>
+          <w:b/>
+        </w:rPr>
+        <w:t>不是单一表示</w:t>
+      </w:r>
+      <w:r>
+        <w:rPr>
+          <w:rFonts w:ascii="SimSun" w:hAnsi="SimSun" w:eastAsia="SimSun"/>
+        </w:rPr>
+        <w:t>，它含两个信息来源不同的子部分：</w:t>
+      </w:r>
+      <w:r>
+        <w:rPr>
+          <w:rFonts w:ascii="Consolas" w:hAnsi="Consolas" w:eastAsia="Consolas"/>
+          <w:sz w:val="18"/>
+        </w:rPr>
+        <w:t>M_plan = { M_occ, M_vis }</w:t>
+      </w:r>
+      <w:r>
+        <w:rPr>
+          <w:rFonts w:ascii="SimSun" w:hAnsi="SimSun" w:eastAsia="SimSun"/>
+        </w:rPr>
+        <w:t>。</w:t>
       </w:r>
     </w:p>
     <w:tbl>
@@ -344,9 +382,17 @@
             <w:r>
               <w:rPr>
                 <w:rFonts w:ascii="SimSun" w:hAnsi="SimSun" w:eastAsia="SimSun"/>
+                <w:b/>
                 <w:sz w:val="17"/>
               </w:rPr>
-              <w:t>初始扫描起，由</w:t>
+              <w:t>M_occ（通行占据侧）</w:t>
+            </w:r>
+            <w:r>
+              <w:rPr>
+                <w:rFonts w:ascii="SimSun" w:hAnsi="SimSun" w:eastAsia="SimSun"/>
+                <w:sz w:val="17"/>
+              </w:rPr>
+              <w:t>：初始扫描起由实测观测建立并逐轮更新，另加可信安全禁入先验。</w:t>
             </w:r>
             <w:r>
               <w:rPr>
@@ -354,14 +400,14 @@
                 <w:b/>
                 <w:sz w:val="17"/>
               </w:rPr>
-              <w:t>实测观测</w:t>
+              <w:t>M_vis（可见性遮挡侧）</w:t>
             </w:r>
             <w:r>
               <w:rPr>
                 <w:rFonts w:ascii="SimSun" w:hAnsi="SimSun" w:eastAsia="SimSun"/>
                 <w:sz w:val="17"/>
               </w:rPr>
-              <w:t>建立，随补充扫描逐轮更新；另加可信安全先验</w:t>
+              <w:t>：初始内容至少含 M_ref 目标表面与固定保留的基础几何（地面），可另含该场景允许提供的已知环境几何，再由新增观测更新</w:t>
             </w:r>
           </w:p>
         </w:tc>
@@ -776,7 +822,7 @@
                 <w:b/>
                 <w:sz w:val="17"/>
               </w:rPr>
-              <w:t>仅口径</w:t>
+              <w:t>公式未动，处理对象口径统一</w:t>
             </w:r>
           </w:p>
         </w:tc>
@@ -793,7 +839,7 @@
                 <w:rFonts w:ascii="SimSun" w:hAnsi="SimSun" w:eastAsia="SimSun"/>
                 <w:sz w:val="17"/>
               </w:rPr>
-              <w:t>非目标环境构件（厂房、围墙、杂物）不再进入目标分块表。算法未动</w:t>
+              <w:t>分块/关联/证据/G_gap/G_task 的算法与公式一行未改；但非目标环境构件（厂房、围墙、杂物）不再进入待补扫描目标集</w:t>
             </w:r>
           </w:p>
         </w:tc>
@@ -1249,7 +1295,7 @@
         <w:rPr>
           <w:rFonts w:ascii="SimSun" w:hAnsi="SimSun" w:eastAsia="SimSun"/>
         </w:rPr>
-        <w:t>。</w:t>
+        <w:t xml:space="preserve"> </w:t>
       </w:r>
       <w:r>
         <w:rPr>
@@ -1257,6 +1303,25 @@
           <w:b/>
         </w:rPr>
         <w:t>[A]</w:t>
+      </w:r>
+      <w:r>
+        <w:rPr>
+          <w:rFonts w:ascii="SimSun" w:hAnsi="SimSun" w:eastAsia="SimSun"/>
+        </w:rPr>
+        <w:t>；S1 的</w:t>
+      </w:r>
+      <w:r>
+        <w:rPr>
+          <w:rFonts w:ascii="SimSun" w:hAnsi="SimSun" w:eastAsia="SimSun"/>
+          <w:b/>
+        </w:rPr>
+        <w:t>处理对象口径</w:t>
+      </w:r>
+      <w:r>
+        <w:rPr>
+          <w:rFonts w:ascii="SimSun" w:hAnsi="SimSun" w:eastAsia="SimSun"/>
+        </w:rPr>
+        <w:t>发生了统一（非目标环境构件不再进入目标集），见上表首行。</w:t>
       </w:r>
     </w:p>
     <w:p>
@@ -1614,7 +1679,7 @@
         <w:rPr>
           <w:rFonts w:ascii="SimSun" w:hAnsi="SimSun" w:eastAsia="SimSun"/>
         </w:rPr>
-        <w:t xml:space="preserve"> — 落在平台身高带 </w:t>
+        <w:t xml:space="preserve"> — 落在平台通行高度带 </w:t>
       </w:r>
       <w:r>
         <w:rPr>
@@ -1640,7 +1705,33 @@
         <w:rPr>
           <w:rFonts w:ascii="SimSun" w:hAnsi="SimSun" w:eastAsia="SimSun"/>
         </w:rPr>
-        <w:t xml:space="preserve">；自站位到每个回波点的连线所经栅格标 </w:t>
+        <w:t>；</w:t>
+      </w:r>
+      <w:r>
+        <w:rPr>
+          <w:rFonts w:ascii="SimSun" w:hAnsi="SimSun" w:eastAsia="SimSun"/>
+          <w:b/>
+        </w:rPr>
+        <w:t>全部</w:t>
+      </w:r>
+      <w:r>
+        <w:rPr>
+          <w:rFonts w:ascii="SimSun" w:hAnsi="SimSun" w:eastAsia="SimSun"/>
+        </w:rPr>
+        <w:t>回波点（不限高度）自站位到该点的连线</w:t>
+      </w:r>
+      <w:r>
+        <w:rPr>
+          <w:rFonts w:ascii="SimSun" w:hAnsi="SimSun" w:eastAsia="SimSun"/>
+          <w:b/>
+        </w:rPr>
+        <w:t>按 XY 投影</w:t>
+      </w:r>
+      <w:r>
+        <w:rPr>
+          <w:rFonts w:ascii="SimSun" w:hAnsi="SimSun" w:eastAsia="SimSun"/>
+        </w:rPr>
+        <w:t xml:space="preserve">所经栅格标 </w:t>
       </w:r>
       <w:r>
         <w:rPr>
@@ -1653,20 +1744,78 @@
         <w:rPr>
           <w:rFonts w:ascii="SimSun" w:hAnsi="SimSun" w:eastAsia="SimSun"/>
         </w:rPr>
-        <w:t>（末端留一格，避免把终点障碍抹成自由）。</w:t>
+        <w:t>（末端留一格，避免把终点障碍抹成自由）。已确认占据的栅格不被后续射线抹回自由。</w:t>
+      </w:r>
+    </w:p>
+    <w:p>
+      <w:pPr>
+        <w:spacing w:after="80"/>
+        <w:jc w:val="both"/>
+      </w:pPr>
+      <w:r>
+        <w:rPr>
+          <w:rFonts w:ascii="SimSun" w:hAnsi="SimSun" w:eastAsia="SimSun"/>
+        </w:rPr>
+        <w:t xml:space="preserve">  &gt; </w:t>
       </w:r>
       <w:r>
         <w:rPr>
           <w:rFonts w:ascii="SimSun" w:hAnsi="SimSun" w:eastAsia="SimSun"/>
           <w:b/>
         </w:rPr>
-        <w:t>射线打到那里才停下，沿途必然是空的</w:t>
+        <w:t>该 FREE 状态是基于二维投影的规划近似，不是"证明可通行"</w:t>
       </w:r>
       <w:r>
         <w:rPr>
           <w:rFonts w:ascii="SimSun" w:hAnsi="SimSun" w:eastAsia="SimSun"/>
         </w:rPr>
-        <w:t xml:space="preserve"> —— 这是唯一能由观测*证明* 某处可通行的依据。已确认占据的栅格不被后续射线抹回自由。</w:t>
+        <w:t xml:space="preserve"> —— 实现不考虑射线  &gt; 高度随距离的变化，一条从 2.0 m 高掠过 1.0 m 障碍上方的射线也会把该栅格标为自由。  &gt; 最终仍受平台半径收缩、已确认占据优先与安全禁入区约束。实测该方向的误判占 M_plan  &gt; 可通行栅格的 </w:t>
+      </w:r>
+      <w:r>
+        <w:rPr>
+          <w:rFonts w:ascii="SimSun" w:hAnsi="SimSun" w:eastAsia="SimSun"/>
+          <w:b/>
+        </w:rPr>
+        <w:t>1.41%</w:t>
+      </w:r>
+      <w:r>
+        <w:rPr>
+          <w:rFonts w:ascii="SimSun" w:hAnsi="SimSun" w:eastAsia="SimSun"/>
+        </w:rPr>
+        <w:t xml:space="preserve">，反方向（保守判为不可走）占 </w:t>
+      </w:r>
+      <w:r>
+        <w:rPr>
+          <w:rFonts w:ascii="SimSun" w:hAnsi="SimSun" w:eastAsia="SimSun"/>
+          <w:b/>
+        </w:rPr>
+        <w:t>14.31%</w:t>
+      </w:r>
+      <w:r>
+        <w:rPr>
+          <w:rFonts w:ascii="SimSun" w:hAnsi="SimSun" w:eastAsia="SimSun"/>
+        </w:rPr>
+        <w:t xml:space="preserve">，整体偏保守。  &gt; 详见 </w:t>
+      </w:r>
+      <w:r>
+        <w:rPr>
+          <w:rFonts w:ascii="Consolas" w:hAnsi="Consolas" w:eastAsia="Consolas"/>
+          <w:sz w:val="18"/>
+        </w:rPr>
+        <w:t>09_剩余代码逻辑核查.md</w:t>
+      </w:r>
+      <w:r>
+        <w:rPr>
+          <w:rFonts w:ascii="SimSun" w:hAnsi="SimSun" w:eastAsia="SimSun"/>
+        </w:rPr>
+        <w:t xml:space="preserve"> 核查二。</w:t>
+      </w:r>
+      <w:r>
+        <w:rPr>
+          <w:rFonts w:ascii="SimSun" w:hAnsi="SimSun" w:eastAsia="SimSun"/>
+          <w:b/>
+        </w:rPr>
+        <w:t>[A]</w:t>
       </w:r>
     </w:p>
     <w:p>
@@ -2511,7 +2660,14 @@
                 <w:b/>
                 <w:sz w:val="17"/>
               </w:rPr>
-              <w:t>仅目标表面</w:t>
+              <w:t>不提供额外非目标环境构件</w:t>
+            </w:r>
+            <w:r>
+              <w:rPr>
+                <w:rFonts w:ascii="SimSun" w:hAnsi="SimSun" w:eastAsia="SimSun"/>
+                <w:sz w:val="17"/>
+              </w:rPr>
+              <w:t>（目标表面与地面仍保留）</w:t>
             </w:r>
           </w:p>
         </w:tc>
@@ -2755,7 +2911,7 @@
           <w:rFonts w:ascii="SimSun" w:hAnsi="SimSun" w:eastAsia="SimSun"/>
           <w:b/>
         </w:rPr>
-        <w:t>只有目标函数不同</w:t>
+        <w:t>同等资源约束</w:t>
       </w:r>
       <w:r>
         <w:rPr>
